--- a/docs/database-schema.docx
+++ b/docs/database-schema.docx
@@ -53,11 +53,15 @@
           <w:rFonts w:ascii="Courier New" w:hAnsi="Courier New"/>
           <w:sz w:val="18"/>
         </w:rPr>
-        <w:t>profile -- account -- post -- post_snapshot</w:t>
+        <w:t>profile -------+</w:t>
         <w:br/>
-        <w:t>owner  /          |-- account_snapshot</w:t>
+        <w:t>owner ---------+</w:t>
         <w:br/>
-        <w:t xml:space="preserve">                  +-- apify_refresh_job</w:t>
+        <w:t>accountgroup --+-- account -- post -- post_snapshot</w:t>
+        <w:br/>
+        <w:t>country -------+          |-- account_snapshot</w:t>
+        <w:br/>
+        <w:t xml:space="preserve">                          +-- apify_refresh_job</w:t>
       </w:r>
     </w:p>
     <w:p>
@@ -951,6 +955,830 @@
         <w:pStyle w:val="Heading1"/>
       </w:pPr>
       <w:r>
+        <w:t>accountgroup</w:t>
+      </w:r>
+    </w:p>
+    <w:p>
+      <w:r>
+        <w:rPr>
+          <w:i/>
+          <w:sz w:val="20"/>
+        </w:rPr>
+        <w:t>Группа аккаунтов (третий уровень группировки в UI, опционально).</w:t>
+      </w:r>
+    </w:p>
+    <w:p>
+      <w:r>
+        <w:rPr>
+          <w:color w:val="666666"/>
+          <w:sz w:val="18"/>
+        </w:rPr>
+        <w:t>Таблица в PostgreSQL: accounts_accountgroup</w:t>
+      </w:r>
+    </w:p>
+    <w:tbl>
+      <w:tblPr>
+        <w:tblStyle w:val="TableGrid"/>
+        <w:tblW w:type="auto" w:w="0"/>
+        <w:tblLook w:firstColumn="1" w:firstRow="1" w:lastColumn="0" w:lastRow="0" w:noHBand="0" w:noVBand="1" w:val="04A0"/>
+      </w:tblPr>
+      <w:tblGrid>
+        <w:gridCol w:w="2493"/>
+        <w:gridCol w:w="2493"/>
+        <w:gridCol w:w="2493"/>
+        <w:gridCol w:w="2493"/>
+      </w:tblGrid>
+      <w:tr>
+        <w:tc>
+          <w:tcPr>
+            <w:tcW w:type="dxa" w:w="2493"/>
+          </w:tcPr>
+          <w:p>
+            <w:r/>
+            <w:r>
+              <w:rPr>
+                <w:b/>
+                <w:sz w:val="18"/>
+              </w:rPr>
+              <w:t>Поле</w:t>
+            </w:r>
+          </w:p>
+        </w:tc>
+        <w:tc>
+          <w:tcPr>
+            <w:tcW w:type="dxa" w:w="2493"/>
+          </w:tcPr>
+          <w:p>
+            <w:r/>
+            <w:r>
+              <w:rPr>
+                <w:b/>
+                <w:sz w:val="18"/>
+              </w:rPr>
+              <w:t>Тип</w:t>
+            </w:r>
+          </w:p>
+        </w:tc>
+        <w:tc>
+          <w:tcPr>
+            <w:tcW w:type="dxa" w:w="2493"/>
+          </w:tcPr>
+          <w:p>
+            <w:r/>
+            <w:r>
+              <w:rPr>
+                <w:b/>
+                <w:sz w:val="18"/>
+              </w:rPr>
+              <w:t>Что это</w:t>
+            </w:r>
+          </w:p>
+        </w:tc>
+        <w:tc>
+          <w:tcPr>
+            <w:tcW w:type="dxa" w:w="2493"/>
+          </w:tcPr>
+          <w:p>
+            <w:r/>
+            <w:r>
+              <w:rPr>
+                <w:b/>
+                <w:sz w:val="18"/>
+              </w:rPr>
+              <w:t>Зачем</w:t>
+            </w:r>
+          </w:p>
+        </w:tc>
+      </w:tr>
+      <w:tr>
+        <w:tc>
+          <w:tcPr>
+            <w:tcW w:type="dxa" w:w="2493"/>
+          </w:tcPr>
+          <w:p>
+            <w:r/>
+            <w:r>
+              <w:rPr>
+                <w:b w:val="0"/>
+                <w:sz w:val="18"/>
+              </w:rPr>
+              <w:t>id</w:t>
+            </w:r>
+          </w:p>
+        </w:tc>
+        <w:tc>
+          <w:tcPr>
+            <w:tcW w:type="dxa" w:w="2493"/>
+          </w:tcPr>
+          <w:p>
+            <w:r/>
+            <w:r>
+              <w:rPr>
+                <w:b w:val="0"/>
+                <w:sz w:val="18"/>
+              </w:rPr>
+              <w:t>BIGSERIAL PK</w:t>
+            </w:r>
+          </w:p>
+        </w:tc>
+        <w:tc>
+          <w:tcPr>
+            <w:tcW w:type="dxa" w:w="2493"/>
+          </w:tcPr>
+          <w:p>
+            <w:r/>
+            <w:r>
+              <w:rPr>
+                <w:b w:val="0"/>
+                <w:sz w:val="18"/>
+              </w:rPr>
+              <w:t>Ключ группы</w:t>
+            </w:r>
+          </w:p>
+        </w:tc>
+        <w:tc>
+          <w:tcPr>
+            <w:tcW w:type="dxa" w:w="2493"/>
+          </w:tcPr>
+          <w:p>
+            <w:r/>
+            <w:r>
+              <w:rPr>
+                <w:b w:val="0"/>
+                <w:sz w:val="18"/>
+              </w:rPr>
+              <w:t>FK из account.</w:t>
+            </w:r>
+          </w:p>
+        </w:tc>
+      </w:tr>
+      <w:tr>
+        <w:tc>
+          <w:tcPr>
+            <w:tcW w:type="dxa" w:w="2493"/>
+          </w:tcPr>
+          <w:p>
+            <w:r/>
+            <w:r>
+              <w:rPr>
+                <w:b w:val="0"/>
+                <w:sz w:val="18"/>
+              </w:rPr>
+              <w:t>name</w:t>
+            </w:r>
+          </w:p>
+        </w:tc>
+        <w:tc>
+          <w:tcPr>
+            <w:tcW w:type="dxa" w:w="2493"/>
+          </w:tcPr>
+          <w:p>
+            <w:r/>
+            <w:r>
+              <w:rPr>
+                <w:b w:val="0"/>
+                <w:sz w:val="18"/>
+              </w:rPr>
+              <w:t>VARCHAR(255)</w:t>
+            </w:r>
+          </w:p>
+        </w:tc>
+        <w:tc>
+          <w:tcPr>
+            <w:tcW w:type="dxa" w:w="2493"/>
+          </w:tcPr>
+          <w:p>
+            <w:r/>
+            <w:r>
+              <w:rPr>
+                <w:b w:val="0"/>
+                <w:sz w:val="18"/>
+              </w:rPr>
+              <w:t>Название группы</w:t>
+            </w:r>
+          </w:p>
+        </w:tc>
+        <w:tc>
+          <w:tcPr>
+            <w:tcW w:type="dxa" w:w="2493"/>
+          </w:tcPr>
+          <w:p>
+            <w:r/>
+            <w:r>
+              <w:rPr>
+                <w:b w:val="0"/>
+                <w:sz w:val="18"/>
+              </w:rPr>
+              <w:t>Фильтры списка и scope автообновления.</w:t>
+            </w:r>
+          </w:p>
+        </w:tc>
+      </w:tr>
+      <w:tr>
+        <w:tc>
+          <w:tcPr>
+            <w:tcW w:type="dxa" w:w="2493"/>
+          </w:tcPr>
+          <w:p>
+            <w:r/>
+            <w:r>
+              <w:rPr>
+                <w:b w:val="0"/>
+                <w:sz w:val="18"/>
+              </w:rPr>
+              <w:t>color</w:t>
+            </w:r>
+          </w:p>
+        </w:tc>
+        <w:tc>
+          <w:tcPr>
+            <w:tcW w:type="dxa" w:w="2493"/>
+          </w:tcPr>
+          <w:p>
+            <w:r/>
+            <w:r>
+              <w:rPr>
+                <w:b w:val="0"/>
+                <w:sz w:val="18"/>
+              </w:rPr>
+              <w:t>VARCHAR(7)</w:t>
+            </w:r>
+          </w:p>
+        </w:tc>
+        <w:tc>
+          <w:tcPr>
+            <w:tcW w:type="dxa" w:w="2493"/>
+          </w:tcPr>
+          <w:p>
+            <w:r/>
+            <w:r>
+              <w:rPr>
+                <w:b w:val="0"/>
+                <w:sz w:val="18"/>
+              </w:rPr>
+              <w:t>Цвет в UI</w:t>
+            </w:r>
+          </w:p>
+        </w:tc>
+        <w:tc>
+          <w:tcPr>
+            <w:tcW w:type="dxa" w:w="2493"/>
+          </w:tcPr>
+          <w:p>
+            <w:r/>
+            <w:r>
+              <w:rPr>
+                <w:b w:val="0"/>
+                <w:sz w:val="18"/>
+              </w:rPr>
+              <w:t>HEX для бейджа группы.</w:t>
+            </w:r>
+          </w:p>
+        </w:tc>
+      </w:tr>
+      <w:tr>
+        <w:tc>
+          <w:tcPr>
+            <w:tcW w:type="dxa" w:w="2493"/>
+          </w:tcPr>
+          <w:p>
+            <w:r/>
+            <w:r>
+              <w:rPr>
+                <w:b w:val="0"/>
+                <w:sz w:val="18"/>
+              </w:rPr>
+              <w:t>created_at</w:t>
+            </w:r>
+          </w:p>
+        </w:tc>
+        <w:tc>
+          <w:tcPr>
+            <w:tcW w:type="dxa" w:w="2493"/>
+          </w:tcPr>
+          <w:p>
+            <w:r/>
+            <w:r>
+              <w:rPr>
+                <w:b w:val="0"/>
+                <w:sz w:val="18"/>
+              </w:rPr>
+              <w:t>TIMESTAMPTZ</w:t>
+            </w:r>
+          </w:p>
+        </w:tc>
+        <w:tc>
+          <w:tcPr>
+            <w:tcW w:type="dxa" w:w="2493"/>
+          </w:tcPr>
+          <w:p>
+            <w:r/>
+            <w:r>
+              <w:rPr>
+                <w:b w:val="0"/>
+                <w:sz w:val="18"/>
+              </w:rPr>
+              <w:t>Когда создан</w:t>
+            </w:r>
+          </w:p>
+        </w:tc>
+        <w:tc>
+          <w:tcPr>
+            <w:tcW w:type="dxa" w:w="2493"/>
+          </w:tcPr>
+          <w:p>
+            <w:r/>
+            <w:r>
+              <w:rPr>
+                <w:b w:val="0"/>
+                <w:sz w:val="18"/>
+              </w:rPr>
+              <w:t>Аудит.</w:t>
+            </w:r>
+          </w:p>
+        </w:tc>
+      </w:tr>
+      <w:tr>
+        <w:tc>
+          <w:tcPr>
+            <w:tcW w:type="dxa" w:w="2493"/>
+          </w:tcPr>
+          <w:p>
+            <w:r/>
+            <w:r>
+              <w:rPr>
+                <w:b w:val="0"/>
+                <w:sz w:val="18"/>
+              </w:rPr>
+              <w:t>updated_at</w:t>
+            </w:r>
+          </w:p>
+        </w:tc>
+        <w:tc>
+          <w:tcPr>
+            <w:tcW w:type="dxa" w:w="2493"/>
+          </w:tcPr>
+          <w:p>
+            <w:r/>
+            <w:r>
+              <w:rPr>
+                <w:b w:val="0"/>
+                <w:sz w:val="18"/>
+              </w:rPr>
+              <w:t>TIMESTAMPTZ</w:t>
+            </w:r>
+          </w:p>
+        </w:tc>
+        <w:tc>
+          <w:tcPr>
+            <w:tcW w:type="dxa" w:w="2493"/>
+          </w:tcPr>
+          <w:p>
+            <w:r/>
+            <w:r>
+              <w:rPr>
+                <w:b w:val="0"/>
+                <w:sz w:val="18"/>
+              </w:rPr>
+              <w:t>Когда изменён</w:t>
+            </w:r>
+          </w:p>
+        </w:tc>
+        <w:tc>
+          <w:tcPr>
+            <w:tcW w:type="dxa" w:w="2493"/>
+          </w:tcPr>
+          <w:p>
+            <w:r/>
+            <w:r>
+              <w:rPr>
+                <w:b w:val="0"/>
+                <w:sz w:val="18"/>
+              </w:rPr>
+              <w:t>Аудит.</w:t>
+            </w:r>
+          </w:p>
+        </w:tc>
+      </w:tr>
+    </w:tbl>
+    <w:p/>
+    <w:p>
+      <w:pPr>
+        <w:pStyle w:val="Heading1"/>
+      </w:pPr>
+      <w:r>
+        <w:t>country</w:t>
+      </w:r>
+    </w:p>
+    <w:p>
+      <w:r>
+        <w:rPr>
+          <w:i/>
+          <w:sz w:val="20"/>
+        </w:rPr>
+        <w:t>Страна аккаунта (четвёртый уровень группировки, опционально).</w:t>
+      </w:r>
+    </w:p>
+    <w:p>
+      <w:r>
+        <w:rPr>
+          <w:color w:val="666666"/>
+          <w:sz w:val="18"/>
+        </w:rPr>
+        <w:t>Таблица в PostgreSQL: accounts_country</w:t>
+      </w:r>
+    </w:p>
+    <w:tbl>
+      <w:tblPr>
+        <w:tblStyle w:val="TableGrid"/>
+        <w:tblW w:type="auto" w:w="0"/>
+        <w:tblLook w:firstColumn="1" w:firstRow="1" w:lastColumn="0" w:lastRow="0" w:noHBand="0" w:noVBand="1" w:val="04A0"/>
+      </w:tblPr>
+      <w:tblGrid>
+        <w:gridCol w:w="2493"/>
+        <w:gridCol w:w="2493"/>
+        <w:gridCol w:w="2493"/>
+        <w:gridCol w:w="2493"/>
+      </w:tblGrid>
+      <w:tr>
+        <w:tc>
+          <w:tcPr>
+            <w:tcW w:type="dxa" w:w="2493"/>
+          </w:tcPr>
+          <w:p>
+            <w:r/>
+            <w:r>
+              <w:rPr>
+                <w:b/>
+                <w:sz w:val="18"/>
+              </w:rPr>
+              <w:t>Поле</w:t>
+            </w:r>
+          </w:p>
+        </w:tc>
+        <w:tc>
+          <w:tcPr>
+            <w:tcW w:type="dxa" w:w="2493"/>
+          </w:tcPr>
+          <w:p>
+            <w:r/>
+            <w:r>
+              <w:rPr>
+                <w:b/>
+                <w:sz w:val="18"/>
+              </w:rPr>
+              <w:t>Тип</w:t>
+            </w:r>
+          </w:p>
+        </w:tc>
+        <w:tc>
+          <w:tcPr>
+            <w:tcW w:type="dxa" w:w="2493"/>
+          </w:tcPr>
+          <w:p>
+            <w:r/>
+            <w:r>
+              <w:rPr>
+                <w:b/>
+                <w:sz w:val="18"/>
+              </w:rPr>
+              <w:t>Что это</w:t>
+            </w:r>
+          </w:p>
+        </w:tc>
+        <w:tc>
+          <w:tcPr>
+            <w:tcW w:type="dxa" w:w="2493"/>
+          </w:tcPr>
+          <w:p>
+            <w:r/>
+            <w:r>
+              <w:rPr>
+                <w:b/>
+                <w:sz w:val="18"/>
+              </w:rPr>
+              <w:t>Зачем</w:t>
+            </w:r>
+          </w:p>
+        </w:tc>
+      </w:tr>
+      <w:tr>
+        <w:tc>
+          <w:tcPr>
+            <w:tcW w:type="dxa" w:w="2493"/>
+          </w:tcPr>
+          <w:p>
+            <w:r/>
+            <w:r>
+              <w:rPr>
+                <w:b w:val="0"/>
+                <w:sz w:val="18"/>
+              </w:rPr>
+              <w:t>id</w:t>
+            </w:r>
+          </w:p>
+        </w:tc>
+        <w:tc>
+          <w:tcPr>
+            <w:tcW w:type="dxa" w:w="2493"/>
+          </w:tcPr>
+          <w:p>
+            <w:r/>
+            <w:r>
+              <w:rPr>
+                <w:b w:val="0"/>
+                <w:sz w:val="18"/>
+              </w:rPr>
+              <w:t>BIGSERIAL PK</w:t>
+            </w:r>
+          </w:p>
+        </w:tc>
+        <w:tc>
+          <w:tcPr>
+            <w:tcW w:type="dxa" w:w="2493"/>
+          </w:tcPr>
+          <w:p>
+            <w:r/>
+            <w:r>
+              <w:rPr>
+                <w:b w:val="0"/>
+                <w:sz w:val="18"/>
+              </w:rPr>
+              <w:t>Ключ страны</w:t>
+            </w:r>
+          </w:p>
+        </w:tc>
+        <w:tc>
+          <w:tcPr>
+            <w:tcW w:type="dxa" w:w="2493"/>
+          </w:tcPr>
+          <w:p>
+            <w:r/>
+            <w:r>
+              <w:rPr>
+                <w:b w:val="0"/>
+                <w:sz w:val="18"/>
+              </w:rPr>
+              <w:t>FK из account.</w:t>
+            </w:r>
+          </w:p>
+        </w:tc>
+      </w:tr>
+      <w:tr>
+        <w:tc>
+          <w:tcPr>
+            <w:tcW w:type="dxa" w:w="2493"/>
+          </w:tcPr>
+          <w:p>
+            <w:r/>
+            <w:r>
+              <w:rPr>
+                <w:b w:val="0"/>
+                <w:sz w:val="18"/>
+              </w:rPr>
+              <w:t>name</w:t>
+            </w:r>
+          </w:p>
+        </w:tc>
+        <w:tc>
+          <w:tcPr>
+            <w:tcW w:type="dxa" w:w="2493"/>
+          </w:tcPr>
+          <w:p>
+            <w:r/>
+            <w:r>
+              <w:rPr>
+                <w:b w:val="0"/>
+                <w:sz w:val="18"/>
+              </w:rPr>
+              <w:t>VARCHAR(255)</w:t>
+            </w:r>
+          </w:p>
+        </w:tc>
+        <w:tc>
+          <w:tcPr>
+            <w:tcW w:type="dxa" w:w="2493"/>
+          </w:tcPr>
+          <w:p>
+            <w:r/>
+            <w:r>
+              <w:rPr>
+                <w:b w:val="0"/>
+                <w:sz w:val="18"/>
+              </w:rPr>
+              <w:t>Название страны</w:t>
+            </w:r>
+          </w:p>
+        </w:tc>
+        <w:tc>
+          <w:tcPr>
+            <w:tcW w:type="dxa" w:w="2493"/>
+          </w:tcPr>
+          <w:p>
+            <w:r/>
+            <w:r>
+              <w:rPr>
+                <w:b w:val="0"/>
+                <w:sz w:val="18"/>
+              </w:rPr>
+              <w:t>Фильтры списка и scope автообновления.</w:t>
+            </w:r>
+          </w:p>
+        </w:tc>
+      </w:tr>
+      <w:tr>
+        <w:tc>
+          <w:tcPr>
+            <w:tcW w:type="dxa" w:w="2493"/>
+          </w:tcPr>
+          <w:p>
+            <w:r/>
+            <w:r>
+              <w:rPr>
+                <w:b w:val="0"/>
+                <w:sz w:val="18"/>
+              </w:rPr>
+              <w:t>color</w:t>
+            </w:r>
+          </w:p>
+        </w:tc>
+        <w:tc>
+          <w:tcPr>
+            <w:tcW w:type="dxa" w:w="2493"/>
+          </w:tcPr>
+          <w:p>
+            <w:r/>
+            <w:r>
+              <w:rPr>
+                <w:b w:val="0"/>
+                <w:sz w:val="18"/>
+              </w:rPr>
+              <w:t>VARCHAR(7)</w:t>
+            </w:r>
+          </w:p>
+        </w:tc>
+        <w:tc>
+          <w:tcPr>
+            <w:tcW w:type="dxa" w:w="2493"/>
+          </w:tcPr>
+          <w:p>
+            <w:r/>
+            <w:r>
+              <w:rPr>
+                <w:b w:val="0"/>
+                <w:sz w:val="18"/>
+              </w:rPr>
+              <w:t>Цвет в UI</w:t>
+            </w:r>
+          </w:p>
+        </w:tc>
+        <w:tc>
+          <w:tcPr>
+            <w:tcW w:type="dxa" w:w="2493"/>
+          </w:tcPr>
+          <w:p>
+            <w:r/>
+            <w:r>
+              <w:rPr>
+                <w:b w:val="0"/>
+                <w:sz w:val="18"/>
+              </w:rPr>
+              <w:t>HEX для бейджа страны.</w:t>
+            </w:r>
+          </w:p>
+        </w:tc>
+      </w:tr>
+      <w:tr>
+        <w:tc>
+          <w:tcPr>
+            <w:tcW w:type="dxa" w:w="2493"/>
+          </w:tcPr>
+          <w:p>
+            <w:r/>
+            <w:r>
+              <w:rPr>
+                <w:b w:val="0"/>
+                <w:sz w:val="18"/>
+              </w:rPr>
+              <w:t>created_at</w:t>
+            </w:r>
+          </w:p>
+        </w:tc>
+        <w:tc>
+          <w:tcPr>
+            <w:tcW w:type="dxa" w:w="2493"/>
+          </w:tcPr>
+          <w:p>
+            <w:r/>
+            <w:r>
+              <w:rPr>
+                <w:b w:val="0"/>
+                <w:sz w:val="18"/>
+              </w:rPr>
+              <w:t>TIMESTAMPTZ</w:t>
+            </w:r>
+          </w:p>
+        </w:tc>
+        <w:tc>
+          <w:tcPr>
+            <w:tcW w:type="dxa" w:w="2493"/>
+          </w:tcPr>
+          <w:p>
+            <w:r/>
+            <w:r>
+              <w:rPr>
+                <w:b w:val="0"/>
+                <w:sz w:val="18"/>
+              </w:rPr>
+              <w:t>Когда создан</w:t>
+            </w:r>
+          </w:p>
+        </w:tc>
+        <w:tc>
+          <w:tcPr>
+            <w:tcW w:type="dxa" w:w="2493"/>
+          </w:tcPr>
+          <w:p>
+            <w:r/>
+            <w:r>
+              <w:rPr>
+                <w:b w:val="0"/>
+                <w:sz w:val="18"/>
+              </w:rPr>
+              <w:t>Аудит.</w:t>
+            </w:r>
+          </w:p>
+        </w:tc>
+      </w:tr>
+      <w:tr>
+        <w:tc>
+          <w:tcPr>
+            <w:tcW w:type="dxa" w:w="2493"/>
+          </w:tcPr>
+          <w:p>
+            <w:r/>
+            <w:r>
+              <w:rPr>
+                <w:b w:val="0"/>
+                <w:sz w:val="18"/>
+              </w:rPr>
+              <w:t>updated_at</w:t>
+            </w:r>
+          </w:p>
+        </w:tc>
+        <w:tc>
+          <w:tcPr>
+            <w:tcW w:type="dxa" w:w="2493"/>
+          </w:tcPr>
+          <w:p>
+            <w:r/>
+            <w:r>
+              <w:rPr>
+                <w:b w:val="0"/>
+                <w:sz w:val="18"/>
+              </w:rPr>
+              <w:t>TIMESTAMPTZ</w:t>
+            </w:r>
+          </w:p>
+        </w:tc>
+        <w:tc>
+          <w:tcPr>
+            <w:tcW w:type="dxa" w:w="2493"/>
+          </w:tcPr>
+          <w:p>
+            <w:r/>
+            <w:r>
+              <w:rPr>
+                <w:b w:val="0"/>
+                <w:sz w:val="18"/>
+              </w:rPr>
+              <w:t>Когда изменён</w:t>
+            </w:r>
+          </w:p>
+        </w:tc>
+        <w:tc>
+          <w:tcPr>
+            <w:tcW w:type="dxa" w:w="2493"/>
+          </w:tcPr>
+          <w:p>
+            <w:r/>
+            <w:r>
+              <w:rPr>
+                <w:b w:val="0"/>
+                <w:sz w:val="18"/>
+              </w:rPr>
+              <w:t>Аудит.</w:t>
+            </w:r>
+          </w:p>
+        </w:tc>
+      </w:tr>
+    </w:tbl>
+    <w:p/>
+    <w:p>
+      <w:pPr>
+        <w:pStyle w:val="Heading1"/>
+      </w:pPr>
+      <w:r>
         <w:t>account</w:t>
       </w:r>
     </w:p>
@@ -1368,52 +2196,52 @@
                 <w:b w:val="0"/>
                 <w:sz w:val="18"/>
               </w:rPr>
-              <w:t>display_name</w:t>
-            </w:r>
-          </w:p>
-        </w:tc>
-        <w:tc>
-          <w:tcPr>
-            <w:tcW w:type="dxa" w:w="2493"/>
-          </w:tcPr>
-          <w:p>
-            <w:r/>
-            <w:r>
-              <w:rPr>
-                <w:b w:val="0"/>
-                <w:sz w:val="18"/>
-              </w:rPr>
-              <w:t>VARCHAR(255)</w:t>
-            </w:r>
-          </w:p>
-        </w:tc>
-        <w:tc>
-          <w:tcPr>
-            <w:tcW w:type="dxa" w:w="2493"/>
-          </w:tcPr>
-          <w:p>
-            <w:r/>
-            <w:r>
-              <w:rPr>
-                <w:b w:val="0"/>
-                <w:sz w:val="18"/>
-              </w:rPr>
-              <w:t>Отображаемое имя</w:t>
-            </w:r>
-          </w:p>
-        </w:tc>
-        <w:tc>
-          <w:tcPr>
-            <w:tcW w:type="dxa" w:w="2493"/>
-          </w:tcPr>
-          <w:p>
-            <w:r/>
-            <w:r>
-              <w:rPr>
-                <w:b w:val="0"/>
-                <w:sz w:val="18"/>
-              </w:rPr>
-              <w:t>С площадки, может отличаться от username.</w:t>
+              <w:t>group_id</w:t>
+            </w:r>
+          </w:p>
+        </w:tc>
+        <w:tc>
+          <w:tcPr>
+            <w:tcW w:type="dxa" w:w="2493"/>
+          </w:tcPr>
+          <w:p>
+            <w:r/>
+            <w:r>
+              <w:rPr>
+                <w:b w:val="0"/>
+                <w:sz w:val="18"/>
+              </w:rPr>
+              <w:t>BIGINT FK → accountgroup</w:t>
+            </w:r>
+          </w:p>
+        </w:tc>
+        <w:tc>
+          <w:tcPr>
+            <w:tcW w:type="dxa" w:w="2493"/>
+          </w:tcPr>
+          <w:p>
+            <w:r/>
+            <w:r>
+              <w:rPr>
+                <w:b w:val="0"/>
+                <w:sz w:val="18"/>
+              </w:rPr>
+              <w:t>Группа</w:t>
+            </w:r>
+          </w:p>
+        </w:tc>
+        <w:tc>
+          <w:tcPr>
+            <w:tcW w:type="dxa" w:w="2493"/>
+          </w:tcPr>
+          <w:p>
+            <w:r/>
+            <w:r>
+              <w:rPr>
+                <w:b w:val="0"/>
+                <w:sz w:val="18"/>
+              </w:rPr>
+              <w:t>SET NULL при удалении группы; опционально.</w:t>
             </w:r>
           </w:p>
         </w:tc>
@@ -1430,52 +2258,52 @@
                 <w:b w:val="0"/>
                 <w:sz w:val="18"/>
               </w:rPr>
-              <w:t>avatar_url</w:t>
-            </w:r>
-          </w:p>
-        </w:tc>
-        <w:tc>
-          <w:tcPr>
-            <w:tcW w:type="dxa" w:w="2493"/>
-          </w:tcPr>
-          <w:p>
-            <w:r/>
-            <w:r>
-              <w:rPr>
-                <w:b w:val="0"/>
-                <w:sz w:val="18"/>
-              </w:rPr>
-              <w:t>VARCHAR(1024)</w:t>
-            </w:r>
-          </w:p>
-        </w:tc>
-        <w:tc>
-          <w:tcPr>
-            <w:tcW w:type="dxa" w:w="2493"/>
-          </w:tcPr>
-          <w:p>
-            <w:r/>
-            <w:r>
-              <w:rPr>
-                <w:b w:val="0"/>
-                <w:sz w:val="18"/>
-              </w:rPr>
-              <w:t>URL аватара на CDN</w:t>
-            </w:r>
-          </w:p>
-        </w:tc>
-        <w:tc>
-          <w:tcPr>
-            <w:tcW w:type="dxa" w:w="2493"/>
-          </w:tcPr>
-          <w:p>
-            <w:r/>
-            <w:r>
-              <w:rPr>
-                <w:b w:val="0"/>
-                <w:sz w:val="18"/>
-              </w:rPr>
-              <w:t>Fallback, если локальный файл ещё не скачан.</w:t>
+              <w:t>country_id</w:t>
+            </w:r>
+          </w:p>
+        </w:tc>
+        <w:tc>
+          <w:tcPr>
+            <w:tcW w:type="dxa" w:w="2493"/>
+          </w:tcPr>
+          <w:p>
+            <w:r/>
+            <w:r>
+              <w:rPr>
+                <w:b w:val="0"/>
+                <w:sz w:val="18"/>
+              </w:rPr>
+              <w:t>BIGINT FK → country</w:t>
+            </w:r>
+          </w:p>
+        </w:tc>
+        <w:tc>
+          <w:tcPr>
+            <w:tcW w:type="dxa" w:w="2493"/>
+          </w:tcPr>
+          <w:p>
+            <w:r/>
+            <w:r>
+              <w:rPr>
+                <w:b w:val="0"/>
+                <w:sz w:val="18"/>
+              </w:rPr>
+              <w:t>Страна</w:t>
+            </w:r>
+          </w:p>
+        </w:tc>
+        <w:tc>
+          <w:tcPr>
+            <w:tcW w:type="dxa" w:w="2493"/>
+          </w:tcPr>
+          <w:p>
+            <w:r/>
+            <w:r>
+              <w:rPr>
+                <w:b w:val="0"/>
+                <w:sz w:val="18"/>
+              </w:rPr>
+              <w:t>SET NULL при удалении страны; опционально.</w:t>
             </w:r>
           </w:p>
         </w:tc>
@@ -1492,52 +2320,52 @@
                 <w:b w:val="0"/>
                 <w:sz w:val="18"/>
               </w:rPr>
-              <w:t>avatar_file</w:t>
-            </w:r>
-          </w:p>
-        </w:tc>
-        <w:tc>
-          <w:tcPr>
-            <w:tcW w:type="dxa" w:w="2493"/>
-          </w:tcPr>
-          <w:p>
-            <w:r/>
-            <w:r>
-              <w:rPr>
-                <w:b w:val="0"/>
-                <w:sz w:val="18"/>
-              </w:rPr>
-              <w:t>VARCHAR(512)</w:t>
-            </w:r>
-          </w:p>
-        </w:tc>
-        <w:tc>
-          <w:tcPr>
-            <w:tcW w:type="dxa" w:w="2493"/>
-          </w:tcPr>
-          <w:p>
-            <w:r/>
-            <w:r>
-              <w:rPr>
-                <w:b w:val="0"/>
-                <w:sz w:val="18"/>
-              </w:rPr>
-              <w:t>Путь к локальному аватару</w:t>
-            </w:r>
-          </w:p>
-        </w:tc>
-        <w:tc>
-          <w:tcPr>
-            <w:tcW w:type="dxa" w:w="2493"/>
-          </w:tcPr>
-          <w:p>
-            <w:r/>
-            <w:r>
-              <w:rPr>
-                <w:b w:val="0"/>
-                <w:sz w:val="18"/>
-              </w:rPr>
-              <w:t>Скачивается при refresh; upload_to accounts/avatars/%Y/%m/.</w:t>
+              <w:t>display_name</w:t>
+            </w:r>
+          </w:p>
+        </w:tc>
+        <w:tc>
+          <w:tcPr>
+            <w:tcW w:type="dxa" w:w="2493"/>
+          </w:tcPr>
+          <w:p>
+            <w:r/>
+            <w:r>
+              <w:rPr>
+                <w:b w:val="0"/>
+                <w:sz w:val="18"/>
+              </w:rPr>
+              <w:t>VARCHAR(255)</w:t>
+            </w:r>
+          </w:p>
+        </w:tc>
+        <w:tc>
+          <w:tcPr>
+            <w:tcW w:type="dxa" w:w="2493"/>
+          </w:tcPr>
+          <w:p>
+            <w:r/>
+            <w:r>
+              <w:rPr>
+                <w:b w:val="0"/>
+                <w:sz w:val="18"/>
+              </w:rPr>
+              <w:t>Отображаемое имя</w:t>
+            </w:r>
+          </w:p>
+        </w:tc>
+        <w:tc>
+          <w:tcPr>
+            <w:tcW w:type="dxa" w:w="2493"/>
+          </w:tcPr>
+          <w:p>
+            <w:r/>
+            <w:r>
+              <w:rPr>
+                <w:b w:val="0"/>
+                <w:sz w:val="18"/>
+              </w:rPr>
+              <w:t>С площадки, может отличаться от username.</w:t>
             </w:r>
           </w:p>
         </w:tc>
@@ -1554,52 +2382,52 @@
                 <w:b w:val="0"/>
                 <w:sz w:val="18"/>
               </w:rPr>
-              <w:t>avatar_missing</w:t>
-            </w:r>
-          </w:p>
-        </w:tc>
-        <w:tc>
-          <w:tcPr>
-            <w:tcW w:type="dxa" w:w="2493"/>
-          </w:tcPr>
-          <w:p>
-            <w:r/>
-            <w:r>
-              <w:rPr>
-                <w:b w:val="0"/>
-                <w:sz w:val="18"/>
-              </w:rPr>
-              <w:t>BOOLEAN</w:t>
-            </w:r>
-          </w:p>
-        </w:tc>
-        <w:tc>
-          <w:tcPr>
-            <w:tcW w:type="dxa" w:w="2493"/>
-          </w:tcPr>
-          <w:p>
-            <w:r/>
-            <w:r>
-              <w:rPr>
-                <w:b w:val="0"/>
-                <w:sz w:val="18"/>
-              </w:rPr>
-              <w:t>Аватара нет на площадке</w:t>
-            </w:r>
-          </w:p>
-        </w:tc>
-        <w:tc>
-          <w:tcPr>
-            <w:tcW w:type="dxa" w:w="2493"/>
-          </w:tcPr>
-          <w:p>
-            <w:r/>
-            <w:r>
-              <w:rPr>
-                <w:b w:val="0"/>
-                <w:sz w:val="18"/>
-              </w:rPr>
-              <w:t>Не пытаться скачивать повторно.</w:t>
+              <w:t>avatar_url</w:t>
+            </w:r>
+          </w:p>
+        </w:tc>
+        <w:tc>
+          <w:tcPr>
+            <w:tcW w:type="dxa" w:w="2493"/>
+          </w:tcPr>
+          <w:p>
+            <w:r/>
+            <w:r>
+              <w:rPr>
+                <w:b w:val="0"/>
+                <w:sz w:val="18"/>
+              </w:rPr>
+              <w:t>VARCHAR(1024)</w:t>
+            </w:r>
+          </w:p>
+        </w:tc>
+        <w:tc>
+          <w:tcPr>
+            <w:tcW w:type="dxa" w:w="2493"/>
+          </w:tcPr>
+          <w:p>
+            <w:r/>
+            <w:r>
+              <w:rPr>
+                <w:b w:val="0"/>
+                <w:sz w:val="18"/>
+              </w:rPr>
+              <w:t>URL аватара на CDN</w:t>
+            </w:r>
+          </w:p>
+        </w:tc>
+        <w:tc>
+          <w:tcPr>
+            <w:tcW w:type="dxa" w:w="2493"/>
+          </w:tcPr>
+          <w:p>
+            <w:r/>
+            <w:r>
+              <w:rPr>
+                <w:b w:val="0"/>
+                <w:sz w:val="18"/>
+              </w:rPr>
+              <w:t>Fallback, если локальный файл ещё не скачан.</w:t>
             </w:r>
           </w:p>
         </w:tc>
@@ -1616,52 +2444,52 @@
                 <w:b w:val="0"/>
                 <w:sz w:val="18"/>
               </w:rPr>
-              <w:t>bio</w:t>
-            </w:r>
-          </w:p>
-        </w:tc>
-        <w:tc>
-          <w:tcPr>
-            <w:tcW w:type="dxa" w:w="2493"/>
-          </w:tcPr>
-          <w:p>
-            <w:r/>
-            <w:r>
-              <w:rPr>
-                <w:b w:val="0"/>
-                <w:sz w:val="18"/>
-              </w:rPr>
-              <w:t>TEXT</w:t>
-            </w:r>
-          </w:p>
-        </w:tc>
-        <w:tc>
-          <w:tcPr>
-            <w:tcW w:type="dxa" w:w="2493"/>
-          </w:tcPr>
-          <w:p>
-            <w:r/>
-            <w:r>
-              <w:rPr>
-                <w:b w:val="0"/>
-                <w:sz w:val="18"/>
-              </w:rPr>
-              <w:t>Описание профиля</w:t>
-            </w:r>
-          </w:p>
-        </w:tc>
-        <w:tc>
-          <w:tcPr>
-            <w:tcW w:type="dxa" w:w="2493"/>
-          </w:tcPr>
-          <w:p>
-            <w:r/>
-            <w:r>
-              <w:rPr>
-                <w:b w:val="0"/>
-                <w:sz w:val="18"/>
-              </w:rPr>
-              <w:t>Из scrape.</w:t>
+              <w:t>avatar_file</w:t>
+            </w:r>
+          </w:p>
+        </w:tc>
+        <w:tc>
+          <w:tcPr>
+            <w:tcW w:type="dxa" w:w="2493"/>
+          </w:tcPr>
+          <w:p>
+            <w:r/>
+            <w:r>
+              <w:rPr>
+                <w:b w:val="0"/>
+                <w:sz w:val="18"/>
+              </w:rPr>
+              <w:t>VARCHAR(512)</w:t>
+            </w:r>
+          </w:p>
+        </w:tc>
+        <w:tc>
+          <w:tcPr>
+            <w:tcW w:type="dxa" w:w="2493"/>
+          </w:tcPr>
+          <w:p>
+            <w:r/>
+            <w:r>
+              <w:rPr>
+                <w:b w:val="0"/>
+                <w:sz w:val="18"/>
+              </w:rPr>
+              <w:t>Путь к локальному аватару</w:t>
+            </w:r>
+          </w:p>
+        </w:tc>
+        <w:tc>
+          <w:tcPr>
+            <w:tcW w:type="dxa" w:w="2493"/>
+          </w:tcPr>
+          <w:p>
+            <w:r/>
+            <w:r>
+              <w:rPr>
+                <w:b w:val="0"/>
+                <w:sz w:val="18"/>
+              </w:rPr>
+              <w:t>Скачивается при refresh; upload_to accounts/avatars/%Y/%m/.</w:t>
             </w:r>
           </w:p>
         </w:tc>
@@ -1678,52 +2506,52 @@
                 <w:b w:val="0"/>
                 <w:sz w:val="18"/>
               </w:rPr>
-              <w:t>follower_count</w:t>
-            </w:r>
-          </w:p>
-        </w:tc>
-        <w:tc>
-          <w:tcPr>
-            <w:tcW w:type="dxa" w:w="2493"/>
-          </w:tcPr>
-          <w:p>
-            <w:r/>
-            <w:r>
-              <w:rPr>
-                <w:b w:val="0"/>
-                <w:sz w:val="18"/>
-              </w:rPr>
-              <w:t>BIGINT</w:t>
-            </w:r>
-          </w:p>
-        </w:tc>
-        <w:tc>
-          <w:tcPr>
-            <w:tcW w:type="dxa" w:w="2493"/>
-          </w:tcPr>
-          <w:p>
-            <w:r/>
-            <w:r>
-              <w:rPr>
-                <w:b w:val="0"/>
-                <w:sz w:val="18"/>
-              </w:rPr>
-              <w:t>Подписчики</w:t>
-            </w:r>
-          </w:p>
-        </w:tc>
-        <w:tc>
-          <w:tcPr>
-            <w:tcW w:type="dxa" w:w="2493"/>
-          </w:tcPr>
-          <w:p>
-            <w:r/>
-            <w:r>
-              <w:rPr>
-                <w:b w:val="0"/>
-                <w:sz w:val="18"/>
-              </w:rPr>
-              <w:t>Текущее значение; агрегируется в summary.</w:t>
+              <w:t>avatar_missing</w:t>
+            </w:r>
+          </w:p>
+        </w:tc>
+        <w:tc>
+          <w:tcPr>
+            <w:tcW w:type="dxa" w:w="2493"/>
+          </w:tcPr>
+          <w:p>
+            <w:r/>
+            <w:r>
+              <w:rPr>
+                <w:b w:val="0"/>
+                <w:sz w:val="18"/>
+              </w:rPr>
+              <w:t>BOOLEAN</w:t>
+            </w:r>
+          </w:p>
+        </w:tc>
+        <w:tc>
+          <w:tcPr>
+            <w:tcW w:type="dxa" w:w="2493"/>
+          </w:tcPr>
+          <w:p>
+            <w:r/>
+            <w:r>
+              <w:rPr>
+                <w:b w:val="0"/>
+                <w:sz w:val="18"/>
+              </w:rPr>
+              <w:t>Аватара нет на площадке</w:t>
+            </w:r>
+          </w:p>
+        </w:tc>
+        <w:tc>
+          <w:tcPr>
+            <w:tcW w:type="dxa" w:w="2493"/>
+          </w:tcPr>
+          <w:p>
+            <w:r/>
+            <w:r>
+              <w:rPr>
+                <w:b w:val="0"/>
+                <w:sz w:val="18"/>
+              </w:rPr>
+              <w:t>Не пытаться скачивать повторно.</w:t>
             </w:r>
           </w:p>
         </w:tc>
@@ -1740,52 +2568,52 @@
                 <w:b w:val="0"/>
                 <w:sz w:val="18"/>
               </w:rPr>
-              <w:t>like_count</w:t>
-            </w:r>
-          </w:p>
-        </w:tc>
-        <w:tc>
-          <w:tcPr>
-            <w:tcW w:type="dxa" w:w="2493"/>
-          </w:tcPr>
-          <w:p>
-            <w:r/>
-            <w:r>
-              <w:rPr>
-                <w:b w:val="0"/>
-                <w:sz w:val="18"/>
-              </w:rPr>
-              <w:t>BIGINT</w:t>
-            </w:r>
-          </w:p>
-        </w:tc>
-        <w:tc>
-          <w:tcPr>
-            <w:tcW w:type="dxa" w:w="2493"/>
-          </w:tcPr>
-          <w:p>
-            <w:r/>
-            <w:r>
-              <w:rPr>
-                <w:b w:val="0"/>
-                <w:sz w:val="18"/>
-              </w:rPr>
-              <w:t>Лайки (сумма)</w:t>
-            </w:r>
-          </w:p>
-        </w:tc>
-        <w:tc>
-          <w:tcPr>
-            <w:tcW w:type="dxa" w:w="2493"/>
-          </w:tcPr>
-          <w:p>
-            <w:r/>
-            <w:r>
-              <w:rPr>
-                <w:b w:val="0"/>
-                <w:sz w:val="18"/>
-              </w:rPr>
-              <w:t>Для TikTok/IG и др.; часть агрегатов.</w:t>
+              <w:t>bio</w:t>
+            </w:r>
+          </w:p>
+        </w:tc>
+        <w:tc>
+          <w:tcPr>
+            <w:tcW w:type="dxa" w:w="2493"/>
+          </w:tcPr>
+          <w:p>
+            <w:r/>
+            <w:r>
+              <w:rPr>
+                <w:b w:val="0"/>
+                <w:sz w:val="18"/>
+              </w:rPr>
+              <w:t>TEXT</w:t>
+            </w:r>
+          </w:p>
+        </w:tc>
+        <w:tc>
+          <w:tcPr>
+            <w:tcW w:type="dxa" w:w="2493"/>
+          </w:tcPr>
+          <w:p>
+            <w:r/>
+            <w:r>
+              <w:rPr>
+                <w:b w:val="0"/>
+                <w:sz w:val="18"/>
+              </w:rPr>
+              <w:t>Описание профиля</w:t>
+            </w:r>
+          </w:p>
+        </w:tc>
+        <w:tc>
+          <w:tcPr>
+            <w:tcW w:type="dxa" w:w="2493"/>
+          </w:tcPr>
+          <w:p>
+            <w:r/>
+            <w:r>
+              <w:rPr>
+                <w:b w:val="0"/>
+                <w:sz w:val="18"/>
+              </w:rPr>
+              <w:t>Из scrape.</w:t>
             </w:r>
           </w:p>
         </w:tc>
@@ -1802,7 +2630,7 @@
                 <w:b w:val="0"/>
                 <w:sz w:val="18"/>
               </w:rPr>
-              <w:t>view_count</w:t>
+              <w:t>follower_count</w:t>
             </w:r>
           </w:p>
         </w:tc>
@@ -1832,22 +2660,22 @@
                 <w:b w:val="0"/>
                 <w:sz w:val="18"/>
               </w:rPr>
-              <w:t>Просмотры (сумма)</w:t>
-            </w:r>
-          </w:p>
-        </w:tc>
-        <w:tc>
-          <w:tcPr>
-            <w:tcW w:type="dxa" w:w="2493"/>
-          </w:tcPr>
-          <w:p>
-            <w:r/>
-            <w:r>
-              <w:rPr>
-                <w:b w:val="0"/>
-                <w:sz w:val="18"/>
-              </w:rPr>
-              <w:t>Агрегируется из постов при refresh.</w:t>
+              <w:t>Подписчики</w:t>
+            </w:r>
+          </w:p>
+        </w:tc>
+        <w:tc>
+          <w:tcPr>
+            <w:tcW w:type="dxa" w:w="2493"/>
+          </w:tcPr>
+          <w:p>
+            <w:r/>
+            <w:r>
+              <w:rPr>
+                <w:b w:val="0"/>
+                <w:sz w:val="18"/>
+              </w:rPr>
+              <w:t>Текущее значение; агрегируется в summary.</w:t>
             </w:r>
           </w:p>
         </w:tc>
@@ -1864,52 +2692,52 @@
                 <w:b w:val="0"/>
                 <w:sz w:val="18"/>
               </w:rPr>
-              <w:t>post_count</w:t>
-            </w:r>
-          </w:p>
-        </w:tc>
-        <w:tc>
-          <w:tcPr>
-            <w:tcW w:type="dxa" w:w="2493"/>
-          </w:tcPr>
-          <w:p>
-            <w:r/>
-            <w:r>
-              <w:rPr>
-                <w:b w:val="0"/>
-                <w:sz w:val="18"/>
-              </w:rPr>
-              <w:t>INT</w:t>
-            </w:r>
-          </w:p>
-        </w:tc>
-        <w:tc>
-          <w:tcPr>
-            <w:tcW w:type="dxa" w:w="2493"/>
-          </w:tcPr>
-          <w:p>
-            <w:r/>
-            <w:r>
-              <w:rPr>
-                <w:b w:val="0"/>
-                <w:sz w:val="18"/>
-              </w:rPr>
-              <w:t>Число постов</w:t>
-            </w:r>
-          </w:p>
-        </w:tc>
-        <w:tc>
-          <w:tcPr>
-            <w:tcW w:type="dxa" w:w="2493"/>
-          </w:tcPr>
-          <w:p>
-            <w:r/>
-            <w:r>
-              <w:rPr>
-                <w:b w:val="0"/>
-                <w:sz w:val="18"/>
-              </w:rPr>
-              <w:t>Синхронизируется со списком постов.</w:t>
+              <w:t>like_count</w:t>
+            </w:r>
+          </w:p>
+        </w:tc>
+        <w:tc>
+          <w:tcPr>
+            <w:tcW w:type="dxa" w:w="2493"/>
+          </w:tcPr>
+          <w:p>
+            <w:r/>
+            <w:r>
+              <w:rPr>
+                <w:b w:val="0"/>
+                <w:sz w:val="18"/>
+              </w:rPr>
+              <w:t>BIGINT</w:t>
+            </w:r>
+          </w:p>
+        </w:tc>
+        <w:tc>
+          <w:tcPr>
+            <w:tcW w:type="dxa" w:w="2493"/>
+          </w:tcPr>
+          <w:p>
+            <w:r/>
+            <w:r>
+              <w:rPr>
+                <w:b w:val="0"/>
+                <w:sz w:val="18"/>
+              </w:rPr>
+              <w:t>Лайки (сумма)</w:t>
+            </w:r>
+          </w:p>
+        </w:tc>
+        <w:tc>
+          <w:tcPr>
+            <w:tcW w:type="dxa" w:w="2493"/>
+          </w:tcPr>
+          <w:p>
+            <w:r/>
+            <w:r>
+              <w:rPr>
+                <w:b w:val="0"/>
+                <w:sz w:val="18"/>
+              </w:rPr>
+              <w:t>Для TikTok/IG и др.; часть агрегатов.</w:t>
             </w:r>
           </w:p>
         </w:tc>
@@ -1926,7 +2754,7 @@
                 <w:b w:val="0"/>
                 <w:sz w:val="18"/>
               </w:rPr>
-              <w:t>link_click_count</w:t>
+              <w:t>view_count</w:t>
             </w:r>
           </w:p>
         </w:tc>
@@ -1956,22 +2784,22 @@
                 <w:b w:val="0"/>
                 <w:sz w:val="18"/>
               </w:rPr>
-              <w:t>Клики по ссылке в bio</w:t>
-            </w:r>
-          </w:p>
-        </w:tc>
-        <w:tc>
-          <w:tcPr>
-            <w:tcW w:type="dxa" w:w="2493"/>
-          </w:tcPr>
-          <w:p>
-            <w:r/>
-            <w:r>
-              <w:rPr>
-                <w:b w:val="0"/>
-                <w:sz w:val="18"/>
-              </w:rPr>
-              <w:t>Из Links API; обновляется при refresh.</w:t>
+              <w:t>Просмотры (сумма)</w:t>
+            </w:r>
+          </w:p>
+        </w:tc>
+        <w:tc>
+          <w:tcPr>
+            <w:tcW w:type="dxa" w:w="2493"/>
+          </w:tcPr>
+          <w:p>
+            <w:r/>
+            <w:r>
+              <w:rPr>
+                <w:b w:val="0"/>
+                <w:sz w:val="18"/>
+              </w:rPr>
+              <w:t>Агрегируется из постов при refresh.</w:t>
             </w:r>
           </w:p>
         </w:tc>
@@ -1988,6 +2816,130 @@
                 <w:b w:val="0"/>
                 <w:sz w:val="18"/>
               </w:rPr>
+              <w:t>post_count</w:t>
+            </w:r>
+          </w:p>
+        </w:tc>
+        <w:tc>
+          <w:tcPr>
+            <w:tcW w:type="dxa" w:w="2493"/>
+          </w:tcPr>
+          <w:p>
+            <w:r/>
+            <w:r>
+              <w:rPr>
+                <w:b w:val="0"/>
+                <w:sz w:val="18"/>
+              </w:rPr>
+              <w:t>INT</w:t>
+            </w:r>
+          </w:p>
+        </w:tc>
+        <w:tc>
+          <w:tcPr>
+            <w:tcW w:type="dxa" w:w="2493"/>
+          </w:tcPr>
+          <w:p>
+            <w:r/>
+            <w:r>
+              <w:rPr>
+                <w:b w:val="0"/>
+                <w:sz w:val="18"/>
+              </w:rPr>
+              <w:t>Число постов</w:t>
+            </w:r>
+          </w:p>
+        </w:tc>
+        <w:tc>
+          <w:tcPr>
+            <w:tcW w:type="dxa" w:w="2493"/>
+          </w:tcPr>
+          <w:p>
+            <w:r/>
+            <w:r>
+              <w:rPr>
+                <w:b w:val="0"/>
+                <w:sz w:val="18"/>
+              </w:rPr>
+              <w:t>Синхронизируется со списком постов.</w:t>
+            </w:r>
+          </w:p>
+        </w:tc>
+      </w:tr>
+      <w:tr>
+        <w:tc>
+          <w:tcPr>
+            <w:tcW w:type="dxa" w:w="2493"/>
+          </w:tcPr>
+          <w:p>
+            <w:r/>
+            <w:r>
+              <w:rPr>
+                <w:b w:val="0"/>
+                <w:sz w:val="18"/>
+              </w:rPr>
+              <w:t>link_click_count</w:t>
+            </w:r>
+          </w:p>
+        </w:tc>
+        <w:tc>
+          <w:tcPr>
+            <w:tcW w:type="dxa" w:w="2493"/>
+          </w:tcPr>
+          <w:p>
+            <w:r/>
+            <w:r>
+              <w:rPr>
+                <w:b w:val="0"/>
+                <w:sz w:val="18"/>
+              </w:rPr>
+              <w:t>BIGINT</w:t>
+            </w:r>
+          </w:p>
+        </w:tc>
+        <w:tc>
+          <w:tcPr>
+            <w:tcW w:type="dxa" w:w="2493"/>
+          </w:tcPr>
+          <w:p>
+            <w:r/>
+            <w:r>
+              <w:rPr>
+                <w:b w:val="0"/>
+                <w:sz w:val="18"/>
+              </w:rPr>
+              <w:t>Клики по ссылке в bio</w:t>
+            </w:r>
+          </w:p>
+        </w:tc>
+        <w:tc>
+          <w:tcPr>
+            <w:tcW w:type="dxa" w:w="2493"/>
+          </w:tcPr>
+          <w:p>
+            <w:r/>
+            <w:r>
+              <w:rPr>
+                <w:b w:val="0"/>
+                <w:sz w:val="18"/>
+              </w:rPr>
+              <w:t>Из Links API; обновляется при refresh.</w:t>
+            </w:r>
+          </w:p>
+        </w:tc>
+      </w:tr>
+      <w:tr>
+        <w:tc>
+          <w:tcPr>
+            <w:tcW w:type="dxa" w:w="2493"/>
+          </w:tcPr>
+          <w:p>
+            <w:r/>
+            <w:r>
+              <w:rPr>
+                <w:b w:val="0"/>
+                <w:sz w:val="18"/>
+              </w:rPr>
               <w:t>profile_unavailable</w:t>
             </w:r>
           </w:p>
@@ -2034,6 +2986,130 @@
                 <w:sz w:val="18"/>
               </w:rPr>
               <w:t>Удалён/заблокирован на площадке; фильтр refresh.</w:t>
+            </w:r>
+          </w:p>
+        </w:tc>
+      </w:tr>
+      <w:tr>
+        <w:tc>
+          <w:tcPr>
+            <w:tcW w:type="dxa" w:w="2493"/>
+          </w:tcPr>
+          <w:p>
+            <w:r/>
+            <w:r>
+              <w:rPr>
+                <w:b w:val="0"/>
+                <w:sz w:val="18"/>
+              </w:rPr>
+              <w:t>is_archived</w:t>
+            </w:r>
+          </w:p>
+        </w:tc>
+        <w:tc>
+          <w:tcPr>
+            <w:tcW w:type="dxa" w:w="2493"/>
+          </w:tcPr>
+          <w:p>
+            <w:r/>
+            <w:r>
+              <w:rPr>
+                <w:b w:val="0"/>
+                <w:sz w:val="18"/>
+              </w:rPr>
+              <w:t>BOOLEAN</w:t>
+            </w:r>
+          </w:p>
+        </w:tc>
+        <w:tc>
+          <w:tcPr>
+            <w:tcW w:type="dxa" w:w="2493"/>
+          </w:tcPr>
+          <w:p>
+            <w:r/>
+            <w:r>
+              <w:rPr>
+                <w:b w:val="0"/>
+                <w:sz w:val="18"/>
+              </w:rPr>
+              <w:t>В архиве</w:t>
+            </w:r>
+          </w:p>
+        </w:tc>
+        <w:tc>
+          <w:tcPr>
+            <w:tcW w:type="dxa" w:w="2493"/>
+          </w:tcPr>
+          <w:p>
+            <w:r/>
+            <w:r>
+              <w:rPr>
+                <w:b w:val="0"/>
+                <w:sz w:val="18"/>
+              </w:rPr>
+              <w:t>Скрыт из основного списка; не в автообновлении (если не include_archived).</w:t>
+            </w:r>
+          </w:p>
+        </w:tc>
+      </w:tr>
+      <w:tr>
+        <w:tc>
+          <w:tcPr>
+            <w:tcW w:type="dxa" w:w="2493"/>
+          </w:tcPr>
+          <w:p>
+            <w:r/>
+            <w:r>
+              <w:rPr>
+                <w:b w:val="0"/>
+                <w:sz w:val="18"/>
+              </w:rPr>
+              <w:t>is_banned</w:t>
+            </w:r>
+          </w:p>
+        </w:tc>
+        <w:tc>
+          <w:tcPr>
+            <w:tcW w:type="dxa" w:w="2493"/>
+          </w:tcPr>
+          <w:p>
+            <w:r/>
+            <w:r>
+              <w:rPr>
+                <w:b w:val="0"/>
+                <w:sz w:val="18"/>
+              </w:rPr>
+              <w:t>BOOLEAN</w:t>
+            </w:r>
+          </w:p>
+        </w:tc>
+        <w:tc>
+          <w:tcPr>
+            <w:tcW w:type="dxa" w:w="2493"/>
+          </w:tcPr>
+          <w:p>
+            <w:r/>
+            <w:r>
+              <w:rPr>
+                <w:b w:val="0"/>
+                <w:sz w:val="18"/>
+              </w:rPr>
+              <w:t>В бане</w:t>
+            </w:r>
+          </w:p>
+        </w:tc>
+        <w:tc>
+          <w:tcPr>
+            <w:tcW w:type="dxa" w:w="2493"/>
+          </w:tcPr>
+          <w:p>
+            <w:r/>
+            <w:r>
+              <w:rPr>
+                <w:b w:val="0"/>
+                <w:sz w:val="18"/>
+              </w:rPr>
+              <w:t>Скрыт из основного списка; не в автообновлении (если не include_banned).</w:t>
             </w:r>
           </w:p>
         </w:tc>
@@ -5620,52 +6696,52 @@
                 <w:b w:val="0"/>
                 <w:sz w:val="18"/>
               </w:rPr>
-              <w:t>auto_refresh_platforms</w:t>
-            </w:r>
-          </w:p>
-        </w:tc>
-        <w:tc>
-          <w:tcPr>
-            <w:tcW w:type="dxa" w:w="2493"/>
-          </w:tcPr>
-          <w:p>
-            <w:r/>
-            <w:r>
-              <w:rPr>
-                <w:b w:val="0"/>
-                <w:sz w:val="18"/>
-              </w:rPr>
-              <w:t>JSONB</w:t>
-            </w:r>
-          </w:p>
-        </w:tc>
-        <w:tc>
-          <w:tcPr>
-            <w:tcW w:type="dxa" w:w="2493"/>
-          </w:tcPr>
-          <w:p>
-            <w:r/>
-            <w:r>
-              <w:rPr>
-                <w:b w:val="0"/>
-                <w:sz w:val="18"/>
-              </w:rPr>
-              <w:t>Фильтр платформ</w:t>
-            </w:r>
-          </w:p>
-        </w:tc>
-        <w:tc>
-          <w:tcPr>
-            <w:tcW w:type="dxa" w:w="2493"/>
-          </w:tcPr>
-          <w:p>
-            <w:r/>
-            <w:r>
-              <w:rPr>
-                <w:b w:val="0"/>
-                <w:sz w:val="18"/>
-              </w:rPr>
-              <w:t>Пусто — все; иначе список id.</w:t>
+              <w:t>include_archived_accounts</w:t>
+            </w:r>
+          </w:p>
+        </w:tc>
+        <w:tc>
+          <w:tcPr>
+            <w:tcW w:type="dxa" w:w="2493"/>
+          </w:tcPr>
+          <w:p>
+            <w:r/>
+            <w:r>
+              <w:rPr>
+                <w:b w:val="0"/>
+                <w:sz w:val="18"/>
+              </w:rPr>
+              <w:t>BOOLEAN</w:t>
+            </w:r>
+          </w:p>
+        </w:tc>
+        <w:tc>
+          <w:tcPr>
+            <w:tcW w:type="dxa" w:w="2493"/>
+          </w:tcPr>
+          <w:p>
+            <w:r/>
+            <w:r>
+              <w:rPr>
+                <w:b w:val="0"/>
+                <w:sz w:val="18"/>
+              </w:rPr>
+              <w:t>Архивные аккаунты</w:t>
+            </w:r>
+          </w:p>
+        </w:tc>
+        <w:tc>
+          <w:tcPr>
+            <w:tcW w:type="dxa" w:w="2493"/>
+          </w:tcPr>
+          <w:p>
+            <w:r/>
+            <w:r>
+              <w:rPr>
+                <w:b w:val="0"/>
+                <w:sz w:val="18"/>
+              </w:rPr>
+              <w:t>is_archived=true; по умолчанию вне автообновления.</w:t>
             </w:r>
           </w:p>
         </w:tc>
@@ -5682,52 +6758,52 @@
                 <w:b w:val="0"/>
                 <w:sz w:val="18"/>
               </w:rPr>
-              <w:t>auto_refresh_profile_ids</w:t>
-            </w:r>
-          </w:p>
-        </w:tc>
-        <w:tc>
-          <w:tcPr>
-            <w:tcW w:type="dxa" w:w="2493"/>
-          </w:tcPr>
-          <w:p>
-            <w:r/>
-            <w:r>
-              <w:rPr>
-                <w:b w:val="0"/>
-                <w:sz w:val="18"/>
-              </w:rPr>
-              <w:t>JSONB</w:t>
-            </w:r>
-          </w:p>
-        </w:tc>
-        <w:tc>
-          <w:tcPr>
-            <w:tcW w:type="dxa" w:w="2493"/>
-          </w:tcPr>
-          <w:p>
-            <w:r/>
-            <w:r>
-              <w:rPr>
-                <w:b w:val="0"/>
-                <w:sz w:val="18"/>
-              </w:rPr>
-              <w:t>Фильтр профилей</w:t>
-            </w:r>
-          </w:p>
-        </w:tc>
-        <w:tc>
-          <w:tcPr>
-            <w:tcW w:type="dxa" w:w="2493"/>
-          </w:tcPr>
-          <w:p>
-            <w:r/>
-            <w:r>
-              <w:rPr>
-                <w:b w:val="0"/>
-                <w:sz w:val="18"/>
-              </w:rPr>
-              <w:t>Пусто — все; иначе id или «none».</w:t>
+              <w:t>include_banned_accounts</w:t>
+            </w:r>
+          </w:p>
+        </w:tc>
+        <w:tc>
+          <w:tcPr>
+            <w:tcW w:type="dxa" w:w="2493"/>
+          </w:tcPr>
+          <w:p>
+            <w:r/>
+            <w:r>
+              <w:rPr>
+                <w:b w:val="0"/>
+                <w:sz w:val="18"/>
+              </w:rPr>
+              <w:t>BOOLEAN</w:t>
+            </w:r>
+          </w:p>
+        </w:tc>
+        <w:tc>
+          <w:tcPr>
+            <w:tcW w:type="dxa" w:w="2493"/>
+          </w:tcPr>
+          <w:p>
+            <w:r/>
+            <w:r>
+              <w:rPr>
+                <w:b w:val="0"/>
+                <w:sz w:val="18"/>
+              </w:rPr>
+              <w:t>Забаненные аккаунты</w:t>
+            </w:r>
+          </w:p>
+        </w:tc>
+        <w:tc>
+          <w:tcPr>
+            <w:tcW w:type="dxa" w:w="2493"/>
+          </w:tcPr>
+          <w:p>
+            <w:r/>
+            <w:r>
+              <w:rPr>
+                <w:b w:val="0"/>
+                <w:sz w:val="18"/>
+              </w:rPr>
+              <w:t>is_banned=true; по умолчанию вне автообновления.</w:t>
             </w:r>
           </w:p>
         </w:tc>
@@ -5744,6 +6820,130 @@
                 <w:b w:val="0"/>
                 <w:sz w:val="18"/>
               </w:rPr>
+              <w:t>auto_refresh_platforms</w:t>
+            </w:r>
+          </w:p>
+        </w:tc>
+        <w:tc>
+          <w:tcPr>
+            <w:tcW w:type="dxa" w:w="2493"/>
+          </w:tcPr>
+          <w:p>
+            <w:r/>
+            <w:r>
+              <w:rPr>
+                <w:b w:val="0"/>
+                <w:sz w:val="18"/>
+              </w:rPr>
+              <w:t>JSONB</w:t>
+            </w:r>
+          </w:p>
+        </w:tc>
+        <w:tc>
+          <w:tcPr>
+            <w:tcW w:type="dxa" w:w="2493"/>
+          </w:tcPr>
+          <w:p>
+            <w:r/>
+            <w:r>
+              <w:rPr>
+                <w:b w:val="0"/>
+                <w:sz w:val="18"/>
+              </w:rPr>
+              <w:t>Фильтр платформ</w:t>
+            </w:r>
+          </w:p>
+        </w:tc>
+        <w:tc>
+          <w:tcPr>
+            <w:tcW w:type="dxa" w:w="2493"/>
+          </w:tcPr>
+          <w:p>
+            <w:r/>
+            <w:r>
+              <w:rPr>
+                <w:b w:val="0"/>
+                <w:sz w:val="18"/>
+              </w:rPr>
+              <w:t>Пусто — все; иначе список id.</w:t>
+            </w:r>
+          </w:p>
+        </w:tc>
+      </w:tr>
+      <w:tr>
+        <w:tc>
+          <w:tcPr>
+            <w:tcW w:type="dxa" w:w="2493"/>
+          </w:tcPr>
+          <w:p>
+            <w:r/>
+            <w:r>
+              <w:rPr>
+                <w:b w:val="0"/>
+                <w:sz w:val="18"/>
+              </w:rPr>
+              <w:t>auto_refresh_profile_ids</w:t>
+            </w:r>
+          </w:p>
+        </w:tc>
+        <w:tc>
+          <w:tcPr>
+            <w:tcW w:type="dxa" w:w="2493"/>
+          </w:tcPr>
+          <w:p>
+            <w:r/>
+            <w:r>
+              <w:rPr>
+                <w:b w:val="0"/>
+                <w:sz w:val="18"/>
+              </w:rPr>
+              <w:t>JSONB</w:t>
+            </w:r>
+          </w:p>
+        </w:tc>
+        <w:tc>
+          <w:tcPr>
+            <w:tcW w:type="dxa" w:w="2493"/>
+          </w:tcPr>
+          <w:p>
+            <w:r/>
+            <w:r>
+              <w:rPr>
+                <w:b w:val="0"/>
+                <w:sz w:val="18"/>
+              </w:rPr>
+              <w:t>Фильтр профилей</w:t>
+            </w:r>
+          </w:p>
+        </w:tc>
+        <w:tc>
+          <w:tcPr>
+            <w:tcW w:type="dxa" w:w="2493"/>
+          </w:tcPr>
+          <w:p>
+            <w:r/>
+            <w:r>
+              <w:rPr>
+                <w:b w:val="0"/>
+                <w:sz w:val="18"/>
+              </w:rPr>
+              <w:t>Пусто — все; иначе id или «none».</w:t>
+            </w:r>
+          </w:p>
+        </w:tc>
+      </w:tr>
+      <w:tr>
+        <w:tc>
+          <w:tcPr>
+            <w:tcW w:type="dxa" w:w="2493"/>
+          </w:tcPr>
+          <w:p>
+            <w:r/>
+            <w:r>
+              <w:rPr>
+                <w:b w:val="0"/>
+                <w:sz w:val="18"/>
+              </w:rPr>
               <w:t>auto_refresh_owner_ids</w:t>
             </w:r>
           </w:p>
@@ -5775,6 +6975,130 @@
                 <w:sz w:val="18"/>
               </w:rPr>
               <w:t>Фильтр владельцев</w:t>
+            </w:r>
+          </w:p>
+        </w:tc>
+        <w:tc>
+          <w:tcPr>
+            <w:tcW w:type="dxa" w:w="2493"/>
+          </w:tcPr>
+          <w:p>
+            <w:r/>
+            <w:r>
+              <w:rPr>
+                <w:b w:val="0"/>
+                <w:sz w:val="18"/>
+              </w:rPr>
+              <w:t>Пусто — все; иначе id или «none».</w:t>
+            </w:r>
+          </w:p>
+        </w:tc>
+      </w:tr>
+      <w:tr>
+        <w:tc>
+          <w:tcPr>
+            <w:tcW w:type="dxa" w:w="2493"/>
+          </w:tcPr>
+          <w:p>
+            <w:r/>
+            <w:r>
+              <w:rPr>
+                <w:b w:val="0"/>
+                <w:sz w:val="18"/>
+              </w:rPr>
+              <w:t>auto_refresh_group_ids</w:t>
+            </w:r>
+          </w:p>
+        </w:tc>
+        <w:tc>
+          <w:tcPr>
+            <w:tcW w:type="dxa" w:w="2493"/>
+          </w:tcPr>
+          <w:p>
+            <w:r/>
+            <w:r>
+              <w:rPr>
+                <w:b w:val="0"/>
+                <w:sz w:val="18"/>
+              </w:rPr>
+              <w:t>JSONB</w:t>
+            </w:r>
+          </w:p>
+        </w:tc>
+        <w:tc>
+          <w:tcPr>
+            <w:tcW w:type="dxa" w:w="2493"/>
+          </w:tcPr>
+          <w:p>
+            <w:r/>
+            <w:r>
+              <w:rPr>
+                <w:b w:val="0"/>
+                <w:sz w:val="18"/>
+              </w:rPr>
+              <w:t>Фильтр групп</w:t>
+            </w:r>
+          </w:p>
+        </w:tc>
+        <w:tc>
+          <w:tcPr>
+            <w:tcW w:type="dxa" w:w="2493"/>
+          </w:tcPr>
+          <w:p>
+            <w:r/>
+            <w:r>
+              <w:rPr>
+                <w:b w:val="0"/>
+                <w:sz w:val="18"/>
+              </w:rPr>
+              <w:t>Пусто — все; иначе id или «none».</w:t>
+            </w:r>
+          </w:p>
+        </w:tc>
+      </w:tr>
+      <w:tr>
+        <w:tc>
+          <w:tcPr>
+            <w:tcW w:type="dxa" w:w="2493"/>
+          </w:tcPr>
+          <w:p>
+            <w:r/>
+            <w:r>
+              <w:rPr>
+                <w:b w:val="0"/>
+                <w:sz w:val="18"/>
+              </w:rPr>
+              <w:t>auto_refresh_country_ids</w:t>
+            </w:r>
+          </w:p>
+        </w:tc>
+        <w:tc>
+          <w:tcPr>
+            <w:tcW w:type="dxa" w:w="2493"/>
+          </w:tcPr>
+          <w:p>
+            <w:r/>
+            <w:r>
+              <w:rPr>
+                <w:b w:val="0"/>
+                <w:sz w:val="18"/>
+              </w:rPr>
+              <w:t>JSONB</w:t>
+            </w:r>
+          </w:p>
+        </w:tc>
+        <w:tc>
+          <w:tcPr>
+            <w:tcW w:type="dxa" w:w="2493"/>
+          </w:tcPr>
+          <w:p>
+            <w:r/>
+            <w:r>
+              <w:rPr>
+                <w:b w:val="0"/>
+                <w:sz w:val="18"/>
+              </w:rPr>
+              <w:t>Фильтр стран</w:t>
             </w:r>
           </w:p>
         </w:tc>
